--- a/corpus/synthetic/vml-textbox__006.docx
+++ b/corpus/synthetic/vml-textbox__006.docx
@@ -8,16 +8,11 @@
           <v:shape xmlns:v="urn:schemas-microsoft-com:vml" id="s1" type="#_x0000_t202" style="position:absolute;margin-left:380.75pt;margin-top:103.2pt;width:207pt;height:54pt">
             <v:textbox>
               <w:txbxContent>
-                <w:sdt>
-                  <w:sdtPr/>
-                  <w:sdtContent>
-                    <w:p>
-                      <w:r>
-                        <w:t>Wrapped</w:t>
-                      </w:r>
-                    </w:p>
-                  </w:sdtContent>
-                </w:sdt>
+                <w:p>
+                  <w:r>
+                    <w:t>Editable</w:t>
+                  </w:r>
+                </w:p>
               </w:txbxContent>
             </v:textbox>
           </v:shape>
